--- a/demo_cases/files/missing_standard_clause/missing_standard_clause.docx
+++ b/demo_cases/files/missing_standard_clause/missing_standard_clause.docx
@@ -12,7 +12,7 @@
     </w:p>
     <w:p>
       <w:r>
-        <w:t>甲方：上海星河科技股份有限公司，统一社会信用代码：91310000MA1K000001。</w:t>
+        <w:t>甲方：上海星河科技股份有限公司，统一社会信用代码：91310115MA1RXH0026。</w:t>
       </w:r>
     </w:p>
     <w:p>
